--- a/alunos/leandrocso/Trabalho02/Trabalho 02 - MS_FSP_JSP.docx
+++ b/alunos/leandrocso/Trabalho02/Trabalho 02 - MS_FSP_JSP.docx
@@ -61,7 +61,7 @@
           <w:szCs w:val="20"/>
           <w:lang w:val="pt-BR"/>
         </w:rPr>
-        <w:t xml:space="preserve">Leandro Correia Santos de Oliveira - Matrícula: 3260176 - </w:t>
+        <w:t xml:space="preserve">Leandro Correia Santos de Oliveira - Matrícula: 3260176 </w:t>
       </w:r>
       <w:r>
         <w:rPr>
@@ -19530,6 +19530,7 @@
   <w:style w:type="character" w:default="1" w:styleId="DefaultParagraphFont">
     <w:name w:val="Default Paragraph Font"/>
     <w:uiPriority w:val="1"/>
+    <w:semiHidden/>
     <w:unhideWhenUsed/>
   </w:style>
   <w:style w:type="table" w:default="1" w:styleId="TableNormal">
